--- a/physics_course/word/lesson29.docx
+++ b/physics_course/word/lesson29.docx
@@ -21,7 +21,7 @@
         <w:rPr>
           <w:sz w:val="24"/>
         </w:rPr>
-        <w:t>ข้อ p3_l29_001: ฟิชชันนิวเคลียร์ (Nuclear fission) คืออะไร?</w:t>
+        <w:t>1. ฟิชชันนิวเคลียร์ (Nuclear fission) คืออะไร?</w:t>
       </w:r>
     </w:p>
     <w:p>
@@ -37,7 +37,7 @@
               <a:graphicData uri="http://schemas.openxmlformats.org/drawingml/2006/picture">
                 <pic:pic>
                   <pic:nvPicPr>
-                    <pic:cNvPr id="0" name="physics_img_q3_l29_001.png"/>
+                    <pic:cNvPr id="0" name="physics_img_1.png"/>
                     <pic:cNvPicPr/>
                   </pic:nvPicPr>
                   <pic:blipFill>
@@ -63,38 +63,34 @@
     <w:p/>
     <w:p>
       <w:pPr>
-        <w:pStyle w:val="ListBullet"/>
         <w:ind w:left="720"/>
       </w:pPr>
       <w:r>
-        <w:t xml:space="preserve">    ก</w:t>
+        <w:t xml:space="preserve">    1. ก</w:t>
       </w:r>
     </w:p>
     <w:p>
       <w:pPr>
-        <w:pStyle w:val="ListBullet"/>
         <w:ind w:left="720"/>
       </w:pPr>
       <w:r>
-        <w:t xml:space="preserve">    ข</w:t>
+        <w:t xml:space="preserve">    2. ข</w:t>
       </w:r>
     </w:p>
     <w:p>
       <w:pPr>
-        <w:pStyle w:val="ListBullet"/>
         <w:ind w:left="720"/>
       </w:pPr>
       <w:r>
-        <w:t xml:space="preserve">    ค</w:t>
+        <w:t xml:space="preserve">    3. ค</w:t>
       </w:r>
     </w:p>
     <w:p>
       <w:pPr>
-        <w:pStyle w:val="ListBullet"/>
         <w:ind w:left="720"/>
       </w:pPr>
       <w:r>
-        <w:t xml:space="preserve">    ง</w:t>
+        <w:t xml:space="preserve">    4. ง</w:t>
       </w:r>
     </w:p>
     <w:p/>
@@ -103,43 +99,39 @@
         <w:rPr>
           <w:sz w:val="24"/>
         </w:rPr>
-        <w:t>ข้อ p3_l29_002: ฟิชชันของ ²³⁵U หนึ่งครั้งปล่อยพลังงานประมาณเท่าใด?</w:t>
+        <w:t>2. ฟิชชันของ ²³⁵U หนึ่งครั้งปล่อยพลังงานประมาณเท่าใด?</w:t>
       </w:r>
     </w:p>
     <w:p>
       <w:pPr>
-        <w:pStyle w:val="ListBullet"/>
         <w:ind w:left="720"/>
       </w:pPr>
       <w:r>
-        <w:t xml:space="preserve">    ก</w:t>
+        <w:t xml:space="preserve">    1. ก</w:t>
       </w:r>
     </w:p>
     <w:p>
       <w:pPr>
-        <w:pStyle w:val="ListBullet"/>
         <w:ind w:left="720"/>
       </w:pPr>
       <w:r>
-        <w:t xml:space="preserve">    ข</w:t>
+        <w:t xml:space="preserve">    2. ข</w:t>
       </w:r>
     </w:p>
     <w:p>
       <w:pPr>
-        <w:pStyle w:val="ListBullet"/>
         <w:ind w:left="720"/>
       </w:pPr>
       <w:r>
-        <w:t xml:space="preserve">    ค</w:t>
+        <w:t xml:space="preserve">    3. ค</w:t>
       </w:r>
     </w:p>
     <w:p>
       <w:pPr>
-        <w:pStyle w:val="ListBullet"/>
         <w:ind w:left="720"/>
       </w:pPr>
       <w:r>
-        <w:t xml:space="preserve">    ง</w:t>
+        <w:t xml:space="preserve">    4. ง</w:t>
       </w:r>
     </w:p>
     <w:p/>
@@ -148,43 +140,39 @@
         <w:rPr>
           <w:sz w:val="24"/>
         </w:rPr>
-        <w:t>ข้อ p3_l29_003: ปฏิกิริยาลูกโซ่ (Chain reaction) ของฟิชชันเกิดขึ้นได้อย่างไร?</w:t>
+        <w:t>3. ปฏิกิริยาลูกโซ่ (Chain reaction) ของฟิชชันเกิดขึ้นได้อย่างไร?</w:t>
       </w:r>
     </w:p>
     <w:p>
       <w:pPr>
-        <w:pStyle w:val="ListBullet"/>
         <w:ind w:left="720"/>
       </w:pPr>
       <w:r>
-        <w:t xml:space="preserve">    ก</w:t>
+        <w:t xml:space="preserve">    1. ก</w:t>
       </w:r>
     </w:p>
     <w:p>
       <w:pPr>
-        <w:pStyle w:val="ListBullet"/>
         <w:ind w:left="720"/>
       </w:pPr>
       <w:r>
-        <w:t xml:space="preserve">    ข</w:t>
+        <w:t xml:space="preserve">    2. ข</w:t>
       </w:r>
     </w:p>
     <w:p>
       <w:pPr>
-        <w:pStyle w:val="ListBullet"/>
         <w:ind w:left="720"/>
       </w:pPr>
       <w:r>
-        <w:t xml:space="preserve">    ค</w:t>
+        <w:t xml:space="preserve">    3. ค</w:t>
       </w:r>
     </w:p>
     <w:p>
       <w:pPr>
-        <w:pStyle w:val="ListBullet"/>
         <w:ind w:left="720"/>
       </w:pPr>
       <w:r>
-        <w:t xml:space="preserve">    ง</w:t>
+        <w:t xml:space="preserve">    4. ง</w:t>
       </w:r>
     </w:p>
     <w:p/>
@@ -193,43 +181,39 @@
         <w:rPr>
           <w:sz w:val="24"/>
         </w:rPr>
-        <w:t>ข้อ p3_l29_004: ฟิวชันนิวเคลียร์ (Nuclear fusion) คืออะไร?</w:t>
+        <w:t>4. ฟิวชันนิวเคลียร์ (Nuclear fusion) คืออะไร?</w:t>
       </w:r>
     </w:p>
     <w:p>
       <w:pPr>
-        <w:pStyle w:val="ListBullet"/>
         <w:ind w:left="720"/>
       </w:pPr>
       <w:r>
-        <w:t xml:space="preserve">    ก</w:t>
+        <w:t xml:space="preserve">    1. ก</w:t>
       </w:r>
     </w:p>
     <w:p>
       <w:pPr>
-        <w:pStyle w:val="ListBullet"/>
         <w:ind w:left="720"/>
       </w:pPr>
       <w:r>
-        <w:t xml:space="preserve">    ข</w:t>
+        <w:t xml:space="preserve">    2. ข</w:t>
       </w:r>
     </w:p>
     <w:p>
       <w:pPr>
-        <w:pStyle w:val="ListBullet"/>
         <w:ind w:left="720"/>
       </w:pPr>
       <w:r>
-        <w:t xml:space="preserve">    ค</w:t>
+        <w:t xml:space="preserve">    3. ค</w:t>
       </w:r>
     </w:p>
     <w:p>
       <w:pPr>
-        <w:pStyle w:val="ListBullet"/>
         <w:ind w:left="720"/>
       </w:pPr>
       <w:r>
-        <w:t xml:space="preserve">    ง</w:t>
+        <w:t xml:space="preserve">    4. ง</w:t>
       </w:r>
     </w:p>
     <w:p/>
@@ -238,7 +222,48 @@
         <w:rPr>
           <w:sz w:val="24"/>
         </w:rPr>
-        <w:t>ข้อ p3_l29_005: ทำไมฟิวชันต้องใช้อุณหภูมิสูงมาก (หลายล้านเซลเซียส)?</w:t>
+        <w:t>5. ทำไมฟิวชันต้องใช้อุณหภูมิสูงมาก (หลายล้านเซลเซียส)?</w:t>
+      </w:r>
+    </w:p>
+    <w:p>
+      <w:pPr>
+        <w:ind w:left="720"/>
+      </w:pPr>
+      <w:r>
+        <w:t xml:space="preserve">    1. ก</w:t>
+      </w:r>
+    </w:p>
+    <w:p>
+      <w:pPr>
+        <w:ind w:left="720"/>
+      </w:pPr>
+      <w:r>
+        <w:t xml:space="preserve">    2. ข</w:t>
+      </w:r>
+    </w:p>
+    <w:p>
+      <w:pPr>
+        <w:ind w:left="720"/>
+      </w:pPr>
+      <w:r>
+        <w:t xml:space="preserve">    3. ค</w:t>
+      </w:r>
+    </w:p>
+    <w:p>
+      <w:pPr>
+        <w:ind w:left="720"/>
+      </w:pPr>
+      <w:r>
+        <w:t xml:space="preserve">    4. ง</w:t>
+      </w:r>
+    </w:p>
+    <w:p/>
+    <w:p>
+      <w:r>
+        <w:rPr>
+          <w:sz w:val="24"/>
+        </w:rPr>
+        <w:t>6. ส่วนประกอบหลักของเครื่องปฏิกรณ์นิวเคลียร์มีอะไรบ้าง?</w:t>
       </w:r>
     </w:p>
     <w:p>
@@ -254,7 +279,7 @@
               <a:graphicData uri="http://schemas.openxmlformats.org/drawingml/2006/picture">
                 <pic:pic>
                   <pic:nvPicPr>
-                    <pic:cNvPr id="0" name="physics_img_q3_l29_005.png"/>
+                    <pic:cNvPr id="0" name="physics_img_6.png"/>
                     <pic:cNvPicPr/>
                   </pic:nvPicPr>
                   <pic:blipFill>
@@ -280,38 +305,34 @@
     <w:p/>
     <w:p>
       <w:pPr>
-        <w:pStyle w:val="ListBullet"/>
         <w:ind w:left="720"/>
       </w:pPr>
       <w:r>
-        <w:t xml:space="preserve">    ก</w:t>
+        <w:t xml:space="preserve">    1. ก</w:t>
       </w:r>
     </w:p>
     <w:p>
       <w:pPr>
-        <w:pStyle w:val="ListBullet"/>
         <w:ind w:left="720"/>
       </w:pPr>
       <w:r>
-        <w:t xml:space="preserve">    ข</w:t>
+        <w:t xml:space="preserve">    2. ข</w:t>
       </w:r>
     </w:p>
     <w:p>
       <w:pPr>
-        <w:pStyle w:val="ListBullet"/>
         <w:ind w:left="720"/>
       </w:pPr>
       <w:r>
-        <w:t xml:space="preserve">    ค</w:t>
+        <w:t xml:space="preserve">    3. ค</w:t>
       </w:r>
     </w:p>
     <w:p>
       <w:pPr>
-        <w:pStyle w:val="ListBullet"/>
         <w:ind w:left="720"/>
       </w:pPr>
       <w:r>
-        <w:t xml:space="preserve">    ง</w:t>
+        <w:t xml:space="preserve">    4. ง</w:t>
       </w:r>
     </w:p>
     <w:p/>
@@ -320,7 +341,48 @@
         <w:rPr>
           <w:sz w:val="24"/>
         </w:rPr>
-        <w:t>ข้อ p3_l29_006: ส่วนประกอบหลักของเครื่องปฏิกรณ์นิวเคลียร์มีอะไรบ้าง?</w:t>
+        <w:t>7. ถ้าฟิชชันของ ²³⁵U หนึ่งครั้งปล่อยพลังงาน 200 MeV และมีนิวตรอนปล่อยออกมา 2.5 ตัวโดยเฉลี่ย จงหาว่าถ้ามีฟิชชัน 1 × 10²⁰ ครั้ง จะได้พลังงานกี่จูล?</w:t>
+      </w:r>
+    </w:p>
+    <w:p>
+      <w:pPr>
+        <w:ind w:left="720"/>
+      </w:pPr>
+      <w:r>
+        <w:t xml:space="preserve">    1. ก</w:t>
+      </w:r>
+    </w:p>
+    <w:p>
+      <w:pPr>
+        <w:ind w:left="720"/>
+      </w:pPr>
+      <w:r>
+        <w:t xml:space="preserve">    2. ข</w:t>
+      </w:r>
+    </w:p>
+    <w:p>
+      <w:pPr>
+        <w:ind w:left="720"/>
+      </w:pPr>
+      <w:r>
+        <w:t xml:space="preserve">    3. ค</w:t>
+      </w:r>
+    </w:p>
+    <w:p>
+      <w:pPr>
+        <w:ind w:left="720"/>
+      </w:pPr>
+      <w:r>
+        <w:t xml:space="preserve">    4. ง</w:t>
+      </w:r>
+    </w:p>
+    <w:p/>
+    <w:p>
+      <w:r>
+        <w:rPr>
+          <w:sz w:val="24"/>
+        </w:rPr>
+        <w:t>8. มวลวิกฤต (Critical mass) คืออะไร?</w:t>
       </w:r>
     </w:p>
     <w:p>
@@ -336,7 +398,7 @@
               <a:graphicData uri="http://schemas.openxmlformats.org/drawingml/2006/picture">
                 <pic:pic>
                   <pic:nvPicPr>
-                    <pic:cNvPr id="0" name="physics_img_q3_l29_006.png"/>
+                    <pic:cNvPr id="0" name="physics_img_8.png"/>
                     <pic:cNvPicPr/>
                   </pic:nvPicPr>
                   <pic:blipFill>
@@ -362,38 +424,34 @@
     <w:p/>
     <w:p>
       <w:pPr>
-        <w:pStyle w:val="ListBullet"/>
         <w:ind w:left="720"/>
       </w:pPr>
       <w:r>
-        <w:t xml:space="preserve">    ก</w:t>
+        <w:t xml:space="preserve">    1. ก</w:t>
       </w:r>
     </w:p>
     <w:p>
       <w:pPr>
-        <w:pStyle w:val="ListBullet"/>
         <w:ind w:left="720"/>
       </w:pPr>
       <w:r>
-        <w:t xml:space="preserve">    ข</w:t>
+        <w:t xml:space="preserve">    2. ข</w:t>
       </w:r>
     </w:p>
     <w:p>
       <w:pPr>
-        <w:pStyle w:val="ListBullet"/>
         <w:ind w:left="720"/>
       </w:pPr>
       <w:r>
-        <w:t xml:space="preserve">    ค</w:t>
+        <w:t xml:space="preserve">    3. ค</w:t>
       </w:r>
     </w:p>
     <w:p>
       <w:pPr>
-        <w:pStyle w:val="ListBullet"/>
         <w:ind w:left="720"/>
       </w:pPr>
       <w:r>
-        <w:t xml:space="preserve">    ง</w:t>
+        <w:t xml:space="preserve">    4. ง</w:t>
       </w:r>
     </w:p>
     <w:p/>
@@ -402,7 +460,48 @@
         <w:rPr>
           <w:sz w:val="24"/>
         </w:rPr>
-        <w:t>ข้อ p3_l29_007: ถ้าฟิชชันของ ²³⁵U หนึ่งครั้งปล่อยพลังงาน 200 MeV และมีนิวตรอนปล่อยออกมา 2.5 ตัวโดยเฉลี่ย จงหาว่าถ้ามีฟิชชัน 1 × 10²⁰ ครั้ง จะได้พลังงานกี่จูล?</w:t>
+        <w:t>9. ปฏิกิริยาฟิวชันที่เกิดในดวงอาทิตย์เป็นปฏิกิริยาลูกโซ่ประเภทใด?</w:t>
+      </w:r>
+    </w:p>
+    <w:p>
+      <w:pPr>
+        <w:ind w:left="720"/>
+      </w:pPr>
+      <w:r>
+        <w:t xml:space="preserve">    1. ก</w:t>
+      </w:r>
+    </w:p>
+    <w:p>
+      <w:pPr>
+        <w:ind w:left="720"/>
+      </w:pPr>
+      <w:r>
+        <w:t xml:space="preserve">    2. ข</w:t>
+      </w:r>
+    </w:p>
+    <w:p>
+      <w:pPr>
+        <w:ind w:left="720"/>
+      </w:pPr>
+      <w:r>
+        <w:t xml:space="preserve">    3. ค</w:t>
+      </w:r>
+    </w:p>
+    <w:p>
+      <w:pPr>
+        <w:ind w:left="720"/>
+      </w:pPr>
+      <w:r>
+        <w:t xml:space="preserve">    4. ง</w:t>
+      </w:r>
+    </w:p>
+    <w:p/>
+    <w:p>
+      <w:r>
+        <w:rPr>
+          <w:sz w:val="24"/>
+        </w:rPr>
+        <w:t>10. สารควบคุม (Control rods) ในเครื่องปฏิกรณ์นิวเคลียร์ทำหน้าที่อะไร?</w:t>
       </w:r>
     </w:p>
     <w:p>
@@ -418,7 +517,204 @@
               <a:graphicData uri="http://schemas.openxmlformats.org/drawingml/2006/picture">
                 <pic:pic>
                   <pic:nvPicPr>
-                    <pic:cNvPr id="0" name="physics_img_q3_l29_001.png"/>
+                    <pic:cNvPr id="0" name="physics_img_6.png"/>
+                    <pic:cNvPicPr/>
+                  </pic:nvPicPr>
+                  <pic:blipFill>
+                    <a:blip r:embed="rId10"/>
+                    <a:stretch>
+                      <a:fillRect/>
+                    </a:stretch>
+                  </pic:blipFill>
+                  <pic:spPr>
+                    <a:xfrm>
+                      <a:off x="0" y="0"/>
+                      <a:ext cx="1828800" cy="1359877"/>
+                    </a:xfrm>
+                    <a:prstGeom prst="rect"/>
+                  </pic:spPr>
+                </pic:pic>
+              </a:graphicData>
+            </a:graphic>
+          </wp:inline>
+        </w:drawing>
+      </w:r>
+    </w:p>
+    <w:p/>
+    <w:p>
+      <w:pPr>
+        <w:ind w:left="720"/>
+      </w:pPr>
+      <w:r>
+        <w:t xml:space="preserve">    1. ก</w:t>
+      </w:r>
+    </w:p>
+    <w:p>
+      <w:pPr>
+        <w:ind w:left="720"/>
+      </w:pPr>
+      <w:r>
+        <w:t xml:space="preserve">    2. ข</w:t>
+      </w:r>
+    </w:p>
+    <w:p>
+      <w:pPr>
+        <w:ind w:left="720"/>
+      </w:pPr>
+      <w:r>
+        <w:t xml:space="preserve">    3. ค</w:t>
+      </w:r>
+    </w:p>
+    <w:p>
+      <w:pPr>
+        <w:ind w:left="720"/>
+      </w:pPr>
+      <w:r>
+        <w:t xml:space="preserve">    4. ง</w:t>
+      </w:r>
+    </w:p>
+    <w:p/>
+    <w:p>
+      <w:r>
+        <w:rPr>
+          <w:sz w:val="24"/>
+        </w:rPr>
+        <w:t>11. ระเบิดปรมาณู (Atomic bomb) ใช้หลักการอะไร?</w:t>
+      </w:r>
+    </w:p>
+    <w:p>
+      <w:pPr>
+        <w:ind w:left="720"/>
+      </w:pPr>
+      <w:r>
+        <w:t xml:space="preserve">    1. ก</w:t>
+      </w:r>
+    </w:p>
+    <w:p>
+      <w:pPr>
+        <w:ind w:left="720"/>
+      </w:pPr>
+      <w:r>
+        <w:t xml:space="preserve">    2. ข</w:t>
+      </w:r>
+    </w:p>
+    <w:p>
+      <w:pPr>
+        <w:ind w:left="720"/>
+      </w:pPr>
+      <w:r>
+        <w:t xml:space="preserve">    3. ค</w:t>
+      </w:r>
+    </w:p>
+    <w:p>
+      <w:pPr>
+        <w:ind w:left="720"/>
+      </w:pPr>
+      <w:r>
+        <w:t xml:space="preserve">    4. ง</w:t>
+      </w:r>
+    </w:p>
+    <w:p/>
+    <w:p>
+      <w:r>
+        <w:rPr>
+          <w:sz w:val="24"/>
+        </w:rPr>
+        <w:t>12. ขยะนิวเคลียร์ (Nuclear waste) มีปัญหาอย่างไร?</w:t>
+      </w:r>
+    </w:p>
+    <w:p>
+      <w:r>
+        <w:drawing>
+          <wp:inline xmlns:a="http://schemas.openxmlformats.org/drawingml/2006/main" xmlns:pic="http://schemas.openxmlformats.org/drawingml/2006/picture">
+            <wp:extent cx="1828800" cy="1359877"/>
+            <wp:docPr id="5" name="Picture 5"/>
+            <wp:cNvGraphicFramePr>
+              <a:graphicFrameLocks noChangeAspect="1"/>
+            </wp:cNvGraphicFramePr>
+            <a:graphic>
+              <a:graphicData uri="http://schemas.openxmlformats.org/drawingml/2006/picture">
+                <pic:pic>
+                  <pic:nvPicPr>
+                    <pic:cNvPr id="0" name="physics_img_12.png"/>
+                    <pic:cNvPicPr/>
+                  </pic:nvPicPr>
+                  <pic:blipFill>
+                    <a:blip r:embed="rId12"/>
+                    <a:stretch>
+                      <a:fillRect/>
+                    </a:stretch>
+                  </pic:blipFill>
+                  <pic:spPr>
+                    <a:xfrm>
+                      <a:off x="0" y="0"/>
+                      <a:ext cx="1828800" cy="1359877"/>
+                    </a:xfrm>
+                    <a:prstGeom prst="rect"/>
+                  </pic:spPr>
+                </pic:pic>
+              </a:graphicData>
+            </a:graphic>
+          </wp:inline>
+        </w:drawing>
+      </w:r>
+    </w:p>
+    <w:p/>
+    <w:p>
+      <w:pPr>
+        <w:ind w:left="720"/>
+      </w:pPr>
+      <w:r>
+        <w:t xml:space="preserve">    1. ก</w:t>
+      </w:r>
+    </w:p>
+    <w:p>
+      <w:pPr>
+        <w:ind w:left="720"/>
+      </w:pPr>
+      <w:r>
+        <w:t xml:space="preserve">    2. ข</w:t>
+      </w:r>
+    </w:p>
+    <w:p>
+      <w:pPr>
+        <w:ind w:left="720"/>
+      </w:pPr>
+      <w:r>
+        <w:t xml:space="preserve">    3. ค</w:t>
+      </w:r>
+    </w:p>
+    <w:p>
+      <w:pPr>
+        <w:ind w:left="720"/>
+      </w:pPr>
+      <w:r>
+        <w:t xml:space="preserve">    4. ง</w:t>
+      </w:r>
+    </w:p>
+    <w:p/>
+    <w:p>
+      <w:r>
+        <w:rPr>
+          <w:sz w:val="24"/>
+        </w:rPr>
+        <w:t>13. นิวตรอนช้า (Thermal neutrons) มีความสำคัญอย่างไรในเครื่องปฏิกรณ์นิวเคลียร์?</w:t>
+      </w:r>
+    </w:p>
+    <w:p>
+      <w:r>
+        <w:drawing>
+          <wp:inline xmlns:a="http://schemas.openxmlformats.org/drawingml/2006/main" xmlns:pic="http://schemas.openxmlformats.org/drawingml/2006/picture">
+            <wp:extent cx="1828800" cy="1359877"/>
+            <wp:docPr id="6" name="Picture 6"/>
+            <wp:cNvGraphicFramePr>
+              <a:graphicFrameLocks noChangeAspect="1"/>
+            </wp:cNvGraphicFramePr>
+            <a:graphic>
+              <a:graphicData uri="http://schemas.openxmlformats.org/drawingml/2006/picture">
+                <pic:pic>
+                  <pic:nvPicPr>
+                    <pic:cNvPr id="0" name="physics_img_1.png"/>
                     <pic:cNvPicPr/>
                   </pic:nvPicPr>
                   <pic:blipFill>
@@ -444,38 +740,34 @@
     <w:p/>
     <w:p>
       <w:pPr>
-        <w:pStyle w:val="ListBullet"/>
         <w:ind w:left="720"/>
       </w:pPr>
       <w:r>
-        <w:t xml:space="preserve">    ก</w:t>
+        <w:t xml:space="preserve">    1. ก</w:t>
       </w:r>
     </w:p>
     <w:p>
       <w:pPr>
-        <w:pStyle w:val="ListBullet"/>
         <w:ind w:left="720"/>
       </w:pPr>
       <w:r>
-        <w:t xml:space="preserve">    ข</w:t>
+        <w:t xml:space="preserve">    2. ข</w:t>
       </w:r>
     </w:p>
     <w:p>
       <w:pPr>
-        <w:pStyle w:val="ListBullet"/>
         <w:ind w:left="720"/>
       </w:pPr>
       <w:r>
-        <w:t xml:space="preserve">    ค</w:t>
+        <w:t xml:space="preserve">    3. ค</w:t>
       </w:r>
     </w:p>
     <w:p>
       <w:pPr>
-        <w:pStyle w:val="ListBullet"/>
         <w:ind w:left="720"/>
       </w:pPr>
       <w:r>
-        <w:t xml:space="preserve">    ง</w:t>
+        <w:t xml:space="preserve">    4. ง</w:t>
       </w:r>
     </w:p>
     <w:p/>
@@ -484,43 +776,76 @@
         <w:rPr>
           <w:sz w:val="24"/>
         </w:rPr>
-        <w:t>ข้อ p3_l29_008: มวลวิกฤต (Critical mass) คืออะไร?</w:t>
+        <w:t>14. เชื้อเพลิงหลักของปฏิกิริยาฟิวชันคืออะไร?</w:t>
+      </w:r>
+    </w:p>
+    <w:p>
+      <w:r>
+        <w:drawing>
+          <wp:inline xmlns:a="http://schemas.openxmlformats.org/drawingml/2006/main" xmlns:pic="http://schemas.openxmlformats.org/drawingml/2006/picture">
+            <wp:extent cx="1828800" cy="1359877"/>
+            <wp:docPr id="7" name="Picture 7"/>
+            <wp:cNvGraphicFramePr>
+              <a:graphicFrameLocks noChangeAspect="1"/>
+            </wp:cNvGraphicFramePr>
+            <a:graphic>
+              <a:graphicData uri="http://schemas.openxmlformats.org/drawingml/2006/picture">
+                <pic:pic>
+                  <pic:nvPicPr>
+                    <pic:cNvPr id="0" name="physics_img_14.png"/>
+                    <pic:cNvPicPr/>
+                  </pic:nvPicPr>
+                  <pic:blipFill>
+                    <a:blip r:embed="rId13"/>
+                    <a:stretch>
+                      <a:fillRect/>
+                    </a:stretch>
+                  </pic:blipFill>
+                  <pic:spPr>
+                    <a:xfrm>
+                      <a:off x="0" y="0"/>
+                      <a:ext cx="1828800" cy="1359877"/>
+                    </a:xfrm>
+                    <a:prstGeom prst="rect"/>
+                  </pic:spPr>
+                </pic:pic>
+              </a:graphicData>
+            </a:graphic>
+          </wp:inline>
+        </w:drawing>
+      </w:r>
+    </w:p>
+    <w:p/>
+    <w:p>
+      <w:pPr>
+        <w:ind w:left="720"/>
+      </w:pPr>
+      <w:r>
+        <w:t xml:space="preserve">    1. ก</w:t>
       </w:r>
     </w:p>
     <w:p>
       <w:pPr>
-        <w:pStyle w:val="ListBullet"/>
         <w:ind w:left="720"/>
       </w:pPr>
       <w:r>
-        <w:t xml:space="preserve">    ก</w:t>
+        <w:t xml:space="preserve">    2. ข</w:t>
       </w:r>
     </w:p>
     <w:p>
       <w:pPr>
-        <w:pStyle w:val="ListBullet"/>
         <w:ind w:left="720"/>
       </w:pPr>
       <w:r>
-        <w:t xml:space="preserve">    ข</w:t>
+        <w:t xml:space="preserve">    3. ค</w:t>
       </w:r>
     </w:p>
     <w:p>
       <w:pPr>
-        <w:pStyle w:val="ListBullet"/>
         <w:ind w:left="720"/>
       </w:pPr>
       <w:r>
-        <w:t xml:space="preserve">    ค</w:t>
-      </w:r>
-    </w:p>
-    <w:p>
-      <w:pPr>
-        <w:pStyle w:val="ListBullet"/>
-        <w:ind w:left="720"/>
-      </w:pPr>
-      <w:r>
-        <w:t xml:space="preserve">    ง</w:t>
+        <w:t xml:space="preserve">    4. ง</w:t>
       </w:r>
     </w:p>
     <w:p/>
@@ -529,7 +854,130 @@
         <w:rPr>
           <w:sz w:val="24"/>
         </w:rPr>
-        <w:t>ข้อ p3_l29_009: ปฏิกิริยาฟิวชันที่เกิดในดวงอาทิตย์เป็นปฏิกิริยาลูกโซ่ประเภทใด?</w:t>
+        <w:t>15. ถ้า k = 1.005 ในเครื่องปฏิกรณ์นิวเคลียร์ หมายความว่าอย่างไร?</w:t>
+      </w:r>
+    </w:p>
+    <w:p>
+      <w:pPr>
+        <w:ind w:left="720"/>
+      </w:pPr>
+      <w:r>
+        <w:t xml:space="preserve">    1. ก</w:t>
+      </w:r>
+    </w:p>
+    <w:p>
+      <w:pPr>
+        <w:ind w:left="720"/>
+      </w:pPr>
+      <w:r>
+        <w:t xml:space="preserve">    2. ข</w:t>
+      </w:r>
+    </w:p>
+    <w:p>
+      <w:pPr>
+        <w:ind w:left="720"/>
+      </w:pPr>
+      <w:r>
+        <w:t xml:space="preserve">    3. ค</w:t>
+      </w:r>
+    </w:p>
+    <w:p>
+      <w:pPr>
+        <w:ind w:left="720"/>
+      </w:pPr>
+      <w:r>
+        <w:t xml:space="preserve">    4. ง</w:t>
+      </w:r>
+    </w:p>
+    <w:p/>
+    <w:p>
+      <w:r>
+        <w:rPr>
+          <w:sz w:val="24"/>
+        </w:rPr>
+        <w:t>16. ระเบิดไฮโดรเจน (Hydrogen bomb) ใช้หลักการอะไร?</w:t>
+      </w:r>
+    </w:p>
+    <w:p>
+      <w:pPr>
+        <w:ind w:left="720"/>
+      </w:pPr>
+      <w:r>
+        <w:t xml:space="preserve">    1. ก</w:t>
+      </w:r>
+    </w:p>
+    <w:p>
+      <w:pPr>
+        <w:ind w:left="720"/>
+      </w:pPr>
+      <w:r>
+        <w:t xml:space="preserve">    2. ข</w:t>
+      </w:r>
+    </w:p>
+    <w:p>
+      <w:pPr>
+        <w:ind w:left="720"/>
+      </w:pPr>
+      <w:r>
+        <w:t xml:space="preserve">    3. ค</w:t>
+      </w:r>
+    </w:p>
+    <w:p>
+      <w:pPr>
+        <w:ind w:left="720"/>
+      </w:pPr>
+      <w:r>
+        <w:t xml:space="preserve">    4. ง</w:t>
+      </w:r>
+    </w:p>
+    <w:p/>
+    <w:p>
+      <w:r>
+        <w:rPr>
+          <w:sz w:val="24"/>
+        </w:rPr>
+        <w:t>17. ถ้าปฏิกิริยาฟิชชันของ ²³⁵U ปล่อยนิวตรอนเฉลี่ย 2.5 ตัวต่อฟิชชัน และต้องการให้ k = 1 จะต้องให้นิวตรอนสูญเสียไปกี่เปอร์เซ็นต์?</w:t>
+      </w:r>
+    </w:p>
+    <w:p>
+      <w:pPr>
+        <w:ind w:left="720"/>
+      </w:pPr>
+      <w:r>
+        <w:t xml:space="preserve">    1. ก</w:t>
+      </w:r>
+    </w:p>
+    <w:p>
+      <w:pPr>
+        <w:ind w:left="720"/>
+      </w:pPr>
+      <w:r>
+        <w:t xml:space="preserve">    2. ข</w:t>
+      </w:r>
+    </w:p>
+    <w:p>
+      <w:pPr>
+        <w:ind w:left="720"/>
+      </w:pPr>
+      <w:r>
+        <w:t xml:space="preserve">    3. ค</w:t>
+      </w:r>
+    </w:p>
+    <w:p>
+      <w:pPr>
+        <w:ind w:left="720"/>
+      </w:pPr>
+      <w:r>
+        <w:t xml:space="preserve">    4. ง</w:t>
+      </w:r>
+    </w:p>
+    <w:p/>
+    <w:p>
+      <w:r>
+        <w:rPr>
+          <w:sz w:val="24"/>
+        </w:rPr>
+        <w:t>18. วิธีกำจัดขยะนิวเคลียร์ที่ปลอดภัยที่สุดในปัจจุบันคืออะไร?</w:t>
       </w:r>
     </w:p>
     <w:p>
@@ -537,7 +985,7 @@
         <w:drawing>
           <wp:inline xmlns:a="http://schemas.openxmlformats.org/drawingml/2006/main" xmlns:pic="http://schemas.openxmlformats.org/drawingml/2006/picture">
             <wp:extent cx="1828800" cy="1359877"/>
-            <wp:docPr id="5" name="Picture 5"/>
+            <wp:docPr id="8" name="Picture 8"/>
             <wp:cNvGraphicFramePr>
               <a:graphicFrameLocks noChangeAspect="1"/>
             </wp:cNvGraphicFramePr>
@@ -545,7 +993,327 @@
               <a:graphicData uri="http://schemas.openxmlformats.org/drawingml/2006/picture">
                 <pic:pic>
                   <pic:nvPicPr>
-                    <pic:cNvPr id="0" name="physics_img_q3_l29_005.png"/>
+                    <pic:cNvPr id="0" name="physics_img_12.png"/>
+                    <pic:cNvPicPr/>
+                  </pic:nvPicPr>
+                  <pic:blipFill>
+                    <a:blip r:embed="rId12"/>
+                    <a:stretch>
+                      <a:fillRect/>
+                    </a:stretch>
+                  </pic:blipFill>
+                  <pic:spPr>
+                    <a:xfrm>
+                      <a:off x="0" y="0"/>
+                      <a:ext cx="1828800" cy="1359877"/>
+                    </a:xfrm>
+                    <a:prstGeom prst="rect"/>
+                  </pic:spPr>
+                </pic:pic>
+              </a:graphicData>
+            </a:graphic>
+          </wp:inline>
+        </w:drawing>
+      </w:r>
+    </w:p>
+    <w:p/>
+    <w:p>
+      <w:pPr>
+        <w:ind w:left="720"/>
+      </w:pPr>
+      <w:r>
+        <w:t xml:space="preserve">    1. ก</w:t>
+      </w:r>
+    </w:p>
+    <w:p>
+      <w:pPr>
+        <w:ind w:left="720"/>
+      </w:pPr>
+      <w:r>
+        <w:t xml:space="preserve">    2. ข</w:t>
+      </w:r>
+    </w:p>
+    <w:p>
+      <w:pPr>
+        <w:ind w:left="720"/>
+      </w:pPr>
+      <w:r>
+        <w:t xml:space="preserve">    3. ค</w:t>
+      </w:r>
+    </w:p>
+    <w:p>
+      <w:pPr>
+        <w:ind w:left="720"/>
+      </w:pPr>
+      <w:r>
+        <w:t xml:space="preserve">    4. ง</w:t>
+      </w:r>
+    </w:p>
+    <w:p/>
+    <w:p>
+      <w:r>
+        <w:rPr>
+          <w:sz w:val="24"/>
+        </w:rPr>
+        <w:t>19. ปฏิกิริยา D-T (ดิวเทอเรียม-ทริเทียม) ปล่อยพลังงานเท่าใดต่อปฏิกิริยา?</w:t>
+      </w:r>
+    </w:p>
+    <w:p>
+      <w:pPr>
+        <w:ind w:left="720"/>
+      </w:pPr>
+      <w:r>
+        <w:t xml:space="preserve">    1. ก</w:t>
+      </w:r>
+    </w:p>
+    <w:p>
+      <w:pPr>
+        <w:ind w:left="720"/>
+      </w:pPr>
+      <w:r>
+        <w:t xml:space="preserve">    2. ข</w:t>
+      </w:r>
+    </w:p>
+    <w:p>
+      <w:pPr>
+        <w:ind w:left="720"/>
+      </w:pPr>
+      <w:r>
+        <w:t xml:space="preserve">    3. ค</w:t>
+      </w:r>
+    </w:p>
+    <w:p>
+      <w:pPr>
+        <w:ind w:left="720"/>
+      </w:pPr>
+      <w:r>
+        <w:t xml:space="preserve">    4. ง</w:t>
+      </w:r>
+    </w:p>
+    <w:p/>
+    <w:p>
+      <w:r>
+        <w:rPr>
+          <w:sz w:val="24"/>
+        </w:rPr>
+        <w:t>20. เครื่องปฏิกรณ์นิวเคลียร์แบบใดใช้น้ำเบาเป็นทั้งสารชะลอนิวตรอนและตัวหล่อเย็น?</w:t>
+      </w:r>
+    </w:p>
+    <w:p>
+      <w:pPr>
+        <w:ind w:left="720"/>
+      </w:pPr>
+      <w:r>
+        <w:t xml:space="preserve">    1. ก</w:t>
+      </w:r>
+    </w:p>
+    <w:p>
+      <w:pPr>
+        <w:ind w:left="720"/>
+      </w:pPr>
+      <w:r>
+        <w:t xml:space="preserve">    2. ข</w:t>
+      </w:r>
+    </w:p>
+    <w:p>
+      <w:pPr>
+        <w:ind w:left="720"/>
+      </w:pPr>
+      <w:r>
+        <w:t xml:space="preserve">    3. ค</w:t>
+      </w:r>
+    </w:p>
+    <w:p>
+      <w:pPr>
+        <w:ind w:left="720"/>
+      </w:pPr>
+      <w:r>
+        <w:t xml:space="preserve">    4. ง</w:t>
+      </w:r>
+    </w:p>
+    <w:p/>
+    <w:p>
+      <w:r>
+        <w:rPr>
+          <w:sz w:val="24"/>
+        </w:rPr>
+        <w:t>21. เปรียบเทียบพลังงานจากฟิชชัน 1 กิโลกรัมของ ²³⁵U กับการเผาไหม้ 1 กิโลกรัมของถ่านหิน พลังงานจากฟิชชันมากกว่ากี่เท่า?</w:t>
+      </w:r>
+    </w:p>
+    <w:p>
+      <w:pPr>
+        <w:ind w:left="720"/>
+      </w:pPr>
+      <w:r>
+        <w:t xml:space="preserve">    1. ก</w:t>
+      </w:r>
+    </w:p>
+    <w:p>
+      <w:pPr>
+        <w:ind w:left="720"/>
+      </w:pPr>
+      <w:r>
+        <w:t xml:space="preserve">    2. ข</w:t>
+      </w:r>
+    </w:p>
+    <w:p>
+      <w:pPr>
+        <w:ind w:left="720"/>
+      </w:pPr>
+      <w:r>
+        <w:t xml:space="preserve">    3. ค</w:t>
+      </w:r>
+    </w:p>
+    <w:p>
+      <w:pPr>
+        <w:ind w:left="720"/>
+      </w:pPr>
+      <w:r>
+        <w:t xml:space="preserve">    4. ง</w:t>
+      </w:r>
+    </w:p>
+    <w:p/>
+    <w:p>
+      <w:r>
+        <w:rPr>
+          <w:sz w:val="24"/>
+        </w:rPr>
+        <w:t>22. ทำไมยูเรเนียมธรรมชาติต้องเพิ่มสัดส่วน ²³⁵U ( enrichment) จึงใช้เป็นเชื้อเพลิงนิวเคลียร์ได้?</w:t>
+      </w:r>
+    </w:p>
+    <w:p>
+      <w:r>
+        <w:drawing>
+          <wp:inline xmlns:a="http://schemas.openxmlformats.org/drawingml/2006/main" xmlns:pic="http://schemas.openxmlformats.org/drawingml/2006/picture">
+            <wp:extent cx="1828800" cy="1359877"/>
+            <wp:docPr id="9" name="Picture 9"/>
+            <wp:cNvGraphicFramePr>
+              <a:graphicFrameLocks noChangeAspect="1"/>
+            </wp:cNvGraphicFramePr>
+            <a:graphic>
+              <a:graphicData uri="http://schemas.openxmlformats.org/drawingml/2006/picture">
+                <pic:pic>
+                  <pic:nvPicPr>
+                    <pic:cNvPr id="0" name="physics_img_8.png"/>
+                    <pic:cNvPicPr/>
+                  </pic:nvPicPr>
+                  <pic:blipFill>
+                    <a:blip r:embed="rId11"/>
+                    <a:stretch>
+                      <a:fillRect/>
+                    </a:stretch>
+                  </pic:blipFill>
+                  <pic:spPr>
+                    <a:xfrm>
+                      <a:off x="0" y="0"/>
+                      <a:ext cx="1828800" cy="1359877"/>
+                    </a:xfrm>
+                    <a:prstGeom prst="rect"/>
+                  </pic:spPr>
+                </pic:pic>
+              </a:graphicData>
+            </a:graphic>
+          </wp:inline>
+        </w:drawing>
+      </w:r>
+    </w:p>
+    <w:p/>
+    <w:p>
+      <w:pPr>
+        <w:ind w:left="720"/>
+      </w:pPr>
+      <w:r>
+        <w:t xml:space="preserve">    1. ก</w:t>
+      </w:r>
+    </w:p>
+    <w:p>
+      <w:pPr>
+        <w:ind w:left="720"/>
+      </w:pPr>
+      <w:r>
+        <w:t xml:space="preserve">    2. ข</w:t>
+      </w:r>
+    </w:p>
+    <w:p>
+      <w:pPr>
+        <w:ind w:left="720"/>
+      </w:pPr>
+      <w:r>
+        <w:t xml:space="preserve">    3. ค</w:t>
+      </w:r>
+    </w:p>
+    <w:p>
+      <w:pPr>
+        <w:ind w:left="720"/>
+      </w:pPr>
+      <w:r>
+        <w:t xml:space="preserve">    4. ง</w:t>
+      </w:r>
+    </w:p>
+    <w:p/>
+    <w:p>
+      <w:r>
+        <w:rPr>
+          <w:sz w:val="24"/>
+        </w:rPr>
+        <w:t>23. ข้อดีของฟิวชันเมื่อเทียบกับฟิชชัน คือข้อใด?</w:t>
+      </w:r>
+    </w:p>
+    <w:p>
+      <w:pPr>
+        <w:ind w:left="720"/>
+      </w:pPr>
+      <w:r>
+        <w:t xml:space="preserve">    1. ก</w:t>
+      </w:r>
+    </w:p>
+    <w:p>
+      <w:pPr>
+        <w:ind w:left="720"/>
+      </w:pPr>
+      <w:r>
+        <w:t xml:space="preserve">    2. ข</w:t>
+      </w:r>
+    </w:p>
+    <w:p>
+      <w:pPr>
+        <w:ind w:left="720"/>
+      </w:pPr>
+      <w:r>
+        <w:t xml:space="preserve">    3. ค</w:t>
+      </w:r>
+    </w:p>
+    <w:p>
+      <w:pPr>
+        <w:ind w:left="720"/>
+      </w:pPr>
+      <w:r>
+        <w:t xml:space="preserve">    4. ง</w:t>
+      </w:r>
+    </w:p>
+    <w:p/>
+    <w:p>
+      <w:r>
+        <w:rPr>
+          <w:sz w:val="24"/>
+        </w:rPr>
+        <w:t>24. เครื่องปฏิกรณ์ฟิชชันแบ่งตามความเร็วนิวตรอนได้กี่ประเภท?</w:t>
+      </w:r>
+    </w:p>
+    <w:p>
+      <w:r>
+        <w:drawing>
+          <wp:inline xmlns:a="http://schemas.openxmlformats.org/drawingml/2006/main" xmlns:pic="http://schemas.openxmlformats.org/drawingml/2006/picture">
+            <wp:extent cx="1828800" cy="1359877"/>
+            <wp:docPr id="10" name="Picture 10"/>
+            <wp:cNvGraphicFramePr>
+              <a:graphicFrameLocks noChangeAspect="1"/>
+            </wp:cNvGraphicFramePr>
+            <a:graphic>
+              <a:graphicData uri="http://schemas.openxmlformats.org/drawingml/2006/picture">
+                <pic:pic>
+                  <pic:nvPicPr>
+                    <pic:cNvPr id="0" name="physics_img_6.png"/>
                     <pic:cNvPicPr/>
                   </pic:nvPicPr>
                   <pic:blipFill>
@@ -571,38 +1339,34 @@
     <w:p/>
     <w:p>
       <w:pPr>
-        <w:pStyle w:val="ListBullet"/>
         <w:ind w:left="720"/>
       </w:pPr>
       <w:r>
-        <w:t xml:space="preserve">    ก</w:t>
+        <w:t xml:space="preserve">    1. ก</w:t>
       </w:r>
     </w:p>
     <w:p>
       <w:pPr>
-        <w:pStyle w:val="ListBullet"/>
         <w:ind w:left="720"/>
       </w:pPr>
       <w:r>
-        <w:t xml:space="preserve">    ข</w:t>
+        <w:t xml:space="preserve">    2. ข</w:t>
       </w:r>
     </w:p>
     <w:p>
       <w:pPr>
-        <w:pStyle w:val="ListBullet"/>
         <w:ind w:left="720"/>
       </w:pPr>
       <w:r>
-        <w:t xml:space="preserve">    ค</w:t>
+        <w:t xml:space="preserve">    3. ค</w:t>
       </w:r>
     </w:p>
     <w:p>
       <w:pPr>
-        <w:pStyle w:val="ListBullet"/>
         <w:ind w:left="720"/>
       </w:pPr>
       <w:r>
-        <w:t xml:space="preserve">    ง</w:t>
+        <w:t xml:space="preserve">    4. ง</w:t>
       </w:r>
     </w:p>
     <w:p/>
@@ -611,867 +1375,7 @@
         <w:rPr>
           <w:sz w:val="24"/>
         </w:rPr>
-        <w:t>ข้อ p3_l29_010: สารควบคุม (Control rods) ในเครื่องปฏิกรณ์นิวเคลียร์ทำหน้าที่อะไร?</w:t>
-      </w:r>
-    </w:p>
-    <w:p>
-      <w:r>
-        <w:drawing>
-          <wp:inline xmlns:a="http://schemas.openxmlformats.org/drawingml/2006/main" xmlns:pic="http://schemas.openxmlformats.org/drawingml/2006/picture">
-            <wp:extent cx="1828800" cy="1359877"/>
-            <wp:docPr id="6" name="Picture 6"/>
-            <wp:cNvGraphicFramePr>
-              <a:graphicFrameLocks noChangeAspect="1"/>
-            </wp:cNvGraphicFramePr>
-            <a:graphic>
-              <a:graphicData uri="http://schemas.openxmlformats.org/drawingml/2006/picture">
-                <pic:pic>
-                  <pic:nvPicPr>
-                    <pic:cNvPr id="0" name="physics_img_q3_l29_006.png"/>
-                    <pic:cNvPicPr/>
-                  </pic:nvPicPr>
-                  <pic:blipFill>
-                    <a:blip r:embed="rId11"/>
-                    <a:stretch>
-                      <a:fillRect/>
-                    </a:stretch>
-                  </pic:blipFill>
-                  <pic:spPr>
-                    <a:xfrm>
-                      <a:off x="0" y="0"/>
-                      <a:ext cx="1828800" cy="1359877"/>
-                    </a:xfrm>
-                    <a:prstGeom prst="rect"/>
-                  </pic:spPr>
-                </pic:pic>
-              </a:graphicData>
-            </a:graphic>
-          </wp:inline>
-        </w:drawing>
-      </w:r>
-    </w:p>
-    <w:p/>
-    <w:p>
-      <w:pPr>
-        <w:pStyle w:val="ListBullet"/>
-        <w:ind w:left="720"/>
-      </w:pPr>
-      <w:r>
-        <w:t xml:space="preserve">    ก</w:t>
-      </w:r>
-    </w:p>
-    <w:p>
-      <w:pPr>
-        <w:pStyle w:val="ListBullet"/>
-        <w:ind w:left="720"/>
-      </w:pPr>
-      <w:r>
-        <w:t xml:space="preserve">    ข</w:t>
-      </w:r>
-    </w:p>
-    <w:p>
-      <w:pPr>
-        <w:pStyle w:val="ListBullet"/>
-        <w:ind w:left="720"/>
-      </w:pPr>
-      <w:r>
-        <w:t xml:space="preserve">    ค</w:t>
-      </w:r>
-    </w:p>
-    <w:p>
-      <w:pPr>
-        <w:pStyle w:val="ListBullet"/>
-        <w:ind w:left="720"/>
-      </w:pPr>
-      <w:r>
-        <w:t xml:space="preserve">    ง</w:t>
-      </w:r>
-    </w:p>
-    <w:p/>
-    <w:p>
-      <w:r>
-        <w:rPr>
-          <w:sz w:val="24"/>
-        </w:rPr>
-        <w:t>ข้อ p3_l29_011: ระเบิดปรมาณู (Atomic bomb) ใช้หลักการอะไร?</w:t>
-      </w:r>
-    </w:p>
-    <w:p>
-      <w:pPr>
-        <w:pStyle w:val="ListBullet"/>
-        <w:ind w:left="720"/>
-      </w:pPr>
-      <w:r>
-        <w:t xml:space="preserve">    ก</w:t>
-      </w:r>
-    </w:p>
-    <w:p>
-      <w:pPr>
-        <w:pStyle w:val="ListBullet"/>
-        <w:ind w:left="720"/>
-      </w:pPr>
-      <w:r>
-        <w:t xml:space="preserve">    ข</w:t>
-      </w:r>
-    </w:p>
-    <w:p>
-      <w:pPr>
-        <w:pStyle w:val="ListBullet"/>
-        <w:ind w:left="720"/>
-      </w:pPr>
-      <w:r>
-        <w:t xml:space="preserve">    ค</w:t>
-      </w:r>
-    </w:p>
-    <w:p>
-      <w:pPr>
-        <w:pStyle w:val="ListBullet"/>
-        <w:ind w:left="720"/>
-      </w:pPr>
-      <w:r>
-        <w:t xml:space="preserve">    ง</w:t>
-      </w:r>
-    </w:p>
-    <w:p/>
-    <w:p>
-      <w:r>
-        <w:rPr>
-          <w:sz w:val="24"/>
-        </w:rPr>
-        <w:t>ข้อ p3_l29_012: ขยะนิวเคลียร์ (Nuclear waste) มีปัญหาอย่างไร?</w:t>
-      </w:r>
-    </w:p>
-    <w:p>
-      <w:pPr>
-        <w:pStyle w:val="ListBullet"/>
-        <w:ind w:left="720"/>
-      </w:pPr>
-      <w:r>
-        <w:t xml:space="preserve">    ก</w:t>
-      </w:r>
-    </w:p>
-    <w:p>
-      <w:pPr>
-        <w:pStyle w:val="ListBullet"/>
-        <w:ind w:left="720"/>
-      </w:pPr>
-      <w:r>
-        <w:t xml:space="preserve">    ข</w:t>
-      </w:r>
-    </w:p>
-    <w:p>
-      <w:pPr>
-        <w:pStyle w:val="ListBullet"/>
-        <w:ind w:left="720"/>
-      </w:pPr>
-      <w:r>
-        <w:t xml:space="preserve">    ค</w:t>
-      </w:r>
-    </w:p>
-    <w:p>
-      <w:pPr>
-        <w:pStyle w:val="ListBullet"/>
-        <w:ind w:left="720"/>
-      </w:pPr>
-      <w:r>
-        <w:t xml:space="preserve">    ง</w:t>
-      </w:r>
-    </w:p>
-    <w:p/>
-    <w:p>
-      <w:r>
-        <w:rPr>
-          <w:sz w:val="24"/>
-        </w:rPr>
-        <w:t>ข้อ p3_l29_013: นิวตรอนช้า (Thermal neutrons) มีความสำคัญอย่างไรในเครื่องปฏิกรณ์นิวเคลียร์?</w:t>
-      </w:r>
-    </w:p>
-    <w:p>
-      <w:r>
-        <w:drawing>
-          <wp:inline xmlns:a="http://schemas.openxmlformats.org/drawingml/2006/main" xmlns:pic="http://schemas.openxmlformats.org/drawingml/2006/picture">
-            <wp:extent cx="1828800" cy="1359877"/>
-            <wp:docPr id="7" name="Picture 7"/>
-            <wp:cNvGraphicFramePr>
-              <a:graphicFrameLocks noChangeAspect="1"/>
-            </wp:cNvGraphicFramePr>
-            <a:graphic>
-              <a:graphicData uri="http://schemas.openxmlformats.org/drawingml/2006/picture">
-                <pic:pic>
-                  <pic:nvPicPr>
-                    <pic:cNvPr id="0" name="physics_img_q3_l29_001.png"/>
-                    <pic:cNvPicPr/>
-                  </pic:nvPicPr>
-                  <pic:blipFill>
-                    <a:blip r:embed="rId9"/>
-                    <a:stretch>
-                      <a:fillRect/>
-                    </a:stretch>
-                  </pic:blipFill>
-                  <pic:spPr>
-                    <a:xfrm>
-                      <a:off x="0" y="0"/>
-                      <a:ext cx="1828800" cy="1359877"/>
-                    </a:xfrm>
-                    <a:prstGeom prst="rect"/>
-                  </pic:spPr>
-                </pic:pic>
-              </a:graphicData>
-            </a:graphic>
-          </wp:inline>
-        </w:drawing>
-      </w:r>
-    </w:p>
-    <w:p/>
-    <w:p>
-      <w:pPr>
-        <w:pStyle w:val="ListBullet"/>
-        <w:ind w:left="720"/>
-      </w:pPr>
-      <w:r>
-        <w:t xml:space="preserve">    ก</w:t>
-      </w:r>
-    </w:p>
-    <w:p>
-      <w:pPr>
-        <w:pStyle w:val="ListBullet"/>
-        <w:ind w:left="720"/>
-      </w:pPr>
-      <w:r>
-        <w:t xml:space="preserve">    ข</w:t>
-      </w:r>
-    </w:p>
-    <w:p>
-      <w:pPr>
-        <w:pStyle w:val="ListBullet"/>
-        <w:ind w:left="720"/>
-      </w:pPr>
-      <w:r>
-        <w:t xml:space="preserve">    ค</w:t>
-      </w:r>
-    </w:p>
-    <w:p>
-      <w:pPr>
-        <w:pStyle w:val="ListBullet"/>
-        <w:ind w:left="720"/>
-      </w:pPr>
-      <w:r>
-        <w:t xml:space="preserve">    ง</w:t>
-      </w:r>
-    </w:p>
-    <w:p/>
-    <w:p>
-      <w:r>
-        <w:rPr>
-          <w:sz w:val="24"/>
-        </w:rPr>
-        <w:t>ข้อ p3_l29_014: เชื้อเพลิงหลักของปฏิกิริยาฟิวชันคืออะไร?</w:t>
-      </w:r>
-    </w:p>
-    <w:p>
-      <w:pPr>
-        <w:pStyle w:val="ListBullet"/>
-        <w:ind w:left="720"/>
-      </w:pPr>
-      <w:r>
-        <w:t xml:space="preserve">    ก</w:t>
-      </w:r>
-    </w:p>
-    <w:p>
-      <w:pPr>
-        <w:pStyle w:val="ListBullet"/>
-        <w:ind w:left="720"/>
-      </w:pPr>
-      <w:r>
-        <w:t xml:space="preserve">    ข</w:t>
-      </w:r>
-    </w:p>
-    <w:p>
-      <w:pPr>
-        <w:pStyle w:val="ListBullet"/>
-        <w:ind w:left="720"/>
-      </w:pPr>
-      <w:r>
-        <w:t xml:space="preserve">    ค</w:t>
-      </w:r>
-    </w:p>
-    <w:p>
-      <w:pPr>
-        <w:pStyle w:val="ListBullet"/>
-        <w:ind w:left="720"/>
-      </w:pPr>
-      <w:r>
-        <w:t xml:space="preserve">    ง</w:t>
-      </w:r>
-    </w:p>
-    <w:p/>
-    <w:p>
-      <w:r>
-        <w:rPr>
-          <w:sz w:val="24"/>
-        </w:rPr>
-        <w:t>ข้อ p3_l29_015: ถ้า k = 1.005 ในเครื่องปฏิกรณ์นิวเคลียร์ หมายความว่าอย่างไร?</w:t>
-      </w:r>
-    </w:p>
-    <w:p>
-      <w:pPr>
-        <w:pStyle w:val="ListBullet"/>
-        <w:ind w:left="720"/>
-      </w:pPr>
-      <w:r>
-        <w:t xml:space="preserve">    ก</w:t>
-      </w:r>
-    </w:p>
-    <w:p>
-      <w:pPr>
-        <w:pStyle w:val="ListBullet"/>
-        <w:ind w:left="720"/>
-      </w:pPr>
-      <w:r>
-        <w:t xml:space="preserve">    ข</w:t>
-      </w:r>
-    </w:p>
-    <w:p>
-      <w:pPr>
-        <w:pStyle w:val="ListBullet"/>
-        <w:ind w:left="720"/>
-      </w:pPr>
-      <w:r>
-        <w:t xml:space="preserve">    ค</w:t>
-      </w:r>
-    </w:p>
-    <w:p>
-      <w:pPr>
-        <w:pStyle w:val="ListBullet"/>
-        <w:ind w:left="720"/>
-      </w:pPr>
-      <w:r>
-        <w:t xml:space="preserve">    ง</w:t>
-      </w:r>
-    </w:p>
-    <w:p/>
-    <w:p>
-      <w:r>
-        <w:rPr>
-          <w:sz w:val="24"/>
-        </w:rPr>
-        <w:t>ข้อ p3_l29_016: ระเบิดไฮโดรเจน (Hydrogen bomb) ใช้หลักการอะไร?</w:t>
-      </w:r>
-    </w:p>
-    <w:p>
-      <w:pPr>
-        <w:pStyle w:val="ListBullet"/>
-        <w:ind w:left="720"/>
-      </w:pPr>
-      <w:r>
-        <w:t xml:space="preserve">    ก</w:t>
-      </w:r>
-    </w:p>
-    <w:p>
-      <w:pPr>
-        <w:pStyle w:val="ListBullet"/>
-        <w:ind w:left="720"/>
-      </w:pPr>
-      <w:r>
-        <w:t xml:space="preserve">    ข</w:t>
-      </w:r>
-    </w:p>
-    <w:p>
-      <w:pPr>
-        <w:pStyle w:val="ListBullet"/>
-        <w:ind w:left="720"/>
-      </w:pPr>
-      <w:r>
-        <w:t xml:space="preserve">    ค</w:t>
-      </w:r>
-    </w:p>
-    <w:p>
-      <w:pPr>
-        <w:pStyle w:val="ListBullet"/>
-        <w:ind w:left="720"/>
-      </w:pPr>
-      <w:r>
-        <w:t xml:space="preserve">    ง</w:t>
-      </w:r>
-    </w:p>
-    <w:p/>
-    <w:p>
-      <w:r>
-        <w:rPr>
-          <w:sz w:val="24"/>
-        </w:rPr>
-        <w:t>ข้อ p3_l29_017: ถ้าปฏิกิริยาฟิชชันของ ²³⁵U ปล่อยนิวตรอนเฉลี่ย 2.5 ตัวต่อฟิชชัน และต้องการให้ k = 1 จะต้องให้นิวตรอนสูญเสียไปกี่เปอร์เซ็นต์?</w:t>
-      </w:r>
-    </w:p>
-    <w:p>
-      <w:pPr>
-        <w:pStyle w:val="ListBullet"/>
-        <w:ind w:left="720"/>
-      </w:pPr>
-      <w:r>
-        <w:t xml:space="preserve">    ก</w:t>
-      </w:r>
-    </w:p>
-    <w:p>
-      <w:pPr>
-        <w:pStyle w:val="ListBullet"/>
-        <w:ind w:left="720"/>
-      </w:pPr>
-      <w:r>
-        <w:t xml:space="preserve">    ข</w:t>
-      </w:r>
-    </w:p>
-    <w:p>
-      <w:pPr>
-        <w:pStyle w:val="ListBullet"/>
-        <w:ind w:left="720"/>
-      </w:pPr>
-      <w:r>
-        <w:t xml:space="preserve">    ค</w:t>
-      </w:r>
-    </w:p>
-    <w:p>
-      <w:pPr>
-        <w:pStyle w:val="ListBullet"/>
-        <w:ind w:left="720"/>
-      </w:pPr>
-      <w:r>
-        <w:t xml:space="preserve">    ง</w:t>
-      </w:r>
-    </w:p>
-    <w:p/>
-    <w:p>
-      <w:r>
-        <w:rPr>
-          <w:sz w:val="24"/>
-        </w:rPr>
-        <w:t>ข้อ p3_l29_018: วิธีกำจัดขยะนิวเคลียร์ที่ปลอดภัยที่สุดในปัจจุบันคืออะไร?</w:t>
-      </w:r>
-    </w:p>
-    <w:p>
-      <w:pPr>
-        <w:pStyle w:val="ListBullet"/>
-        <w:ind w:left="720"/>
-      </w:pPr>
-      <w:r>
-        <w:t xml:space="preserve">    ก</w:t>
-      </w:r>
-    </w:p>
-    <w:p>
-      <w:pPr>
-        <w:pStyle w:val="ListBullet"/>
-        <w:ind w:left="720"/>
-      </w:pPr>
-      <w:r>
-        <w:t xml:space="preserve">    ข</w:t>
-      </w:r>
-    </w:p>
-    <w:p>
-      <w:pPr>
-        <w:pStyle w:val="ListBullet"/>
-        <w:ind w:left="720"/>
-      </w:pPr>
-      <w:r>
-        <w:t xml:space="preserve">    ค</w:t>
-      </w:r>
-    </w:p>
-    <w:p>
-      <w:pPr>
-        <w:pStyle w:val="ListBullet"/>
-        <w:ind w:left="720"/>
-      </w:pPr>
-      <w:r>
-        <w:t xml:space="preserve">    ง</w:t>
-      </w:r>
-    </w:p>
-    <w:p/>
-    <w:p>
-      <w:r>
-        <w:rPr>
-          <w:sz w:val="24"/>
-        </w:rPr>
-        <w:t>ข้อ p3_l29_019: ปฏิกิริยา D-T (ดิวเทอเรียม-ทริเทียม) ปล่อยพลังงานเท่าใดต่อปฏิกิริยา?</w:t>
-      </w:r>
-    </w:p>
-    <w:p>
-      <w:r>
-        <w:drawing>
-          <wp:inline xmlns:a="http://schemas.openxmlformats.org/drawingml/2006/main" xmlns:pic="http://schemas.openxmlformats.org/drawingml/2006/picture">
-            <wp:extent cx="1828800" cy="1359877"/>
-            <wp:docPr id="8" name="Picture 8"/>
-            <wp:cNvGraphicFramePr>
-              <a:graphicFrameLocks noChangeAspect="1"/>
-            </wp:cNvGraphicFramePr>
-            <a:graphic>
-              <a:graphicData uri="http://schemas.openxmlformats.org/drawingml/2006/picture">
-                <pic:pic>
-                  <pic:nvPicPr>
-                    <pic:cNvPr id="0" name="physics_img_q3_l29_005.png"/>
-                    <pic:cNvPicPr/>
-                  </pic:nvPicPr>
-                  <pic:blipFill>
-                    <a:blip r:embed="rId10"/>
-                    <a:stretch>
-                      <a:fillRect/>
-                    </a:stretch>
-                  </pic:blipFill>
-                  <pic:spPr>
-                    <a:xfrm>
-                      <a:off x="0" y="0"/>
-                      <a:ext cx="1828800" cy="1359877"/>
-                    </a:xfrm>
-                    <a:prstGeom prst="rect"/>
-                  </pic:spPr>
-                </pic:pic>
-              </a:graphicData>
-            </a:graphic>
-          </wp:inline>
-        </w:drawing>
-      </w:r>
-    </w:p>
-    <w:p/>
-    <w:p>
-      <w:pPr>
-        <w:pStyle w:val="ListBullet"/>
-        <w:ind w:left="720"/>
-      </w:pPr>
-      <w:r>
-        <w:t xml:space="preserve">    ก</w:t>
-      </w:r>
-    </w:p>
-    <w:p>
-      <w:pPr>
-        <w:pStyle w:val="ListBullet"/>
-        <w:ind w:left="720"/>
-      </w:pPr>
-      <w:r>
-        <w:t xml:space="preserve">    ข</w:t>
-      </w:r>
-    </w:p>
-    <w:p>
-      <w:pPr>
-        <w:pStyle w:val="ListBullet"/>
-        <w:ind w:left="720"/>
-      </w:pPr>
-      <w:r>
-        <w:t xml:space="preserve">    ค</w:t>
-      </w:r>
-    </w:p>
-    <w:p>
-      <w:pPr>
-        <w:pStyle w:val="ListBullet"/>
-        <w:ind w:left="720"/>
-      </w:pPr>
-      <w:r>
-        <w:t xml:space="preserve">    ง</w:t>
-      </w:r>
-    </w:p>
-    <w:p/>
-    <w:p>
-      <w:r>
-        <w:rPr>
-          <w:sz w:val="24"/>
-        </w:rPr>
-        <w:t>ข้อ p3_l29_020: เครื่องปฏิกรณ์นิวเคลียร์แบบใดใช้น้ำเบาเป็นทั้งสารชะลอนิวตรอนและตัวหล่อเย็น?</w:t>
-      </w:r>
-    </w:p>
-    <w:p>
-      <w:pPr>
-        <w:pStyle w:val="ListBullet"/>
-        <w:ind w:left="720"/>
-      </w:pPr>
-      <w:r>
-        <w:t xml:space="preserve">    ก</w:t>
-      </w:r>
-    </w:p>
-    <w:p>
-      <w:pPr>
-        <w:pStyle w:val="ListBullet"/>
-        <w:ind w:left="720"/>
-      </w:pPr>
-      <w:r>
-        <w:t xml:space="preserve">    ข</w:t>
-      </w:r>
-    </w:p>
-    <w:p>
-      <w:pPr>
-        <w:pStyle w:val="ListBullet"/>
-        <w:ind w:left="720"/>
-      </w:pPr>
-      <w:r>
-        <w:t xml:space="preserve">    ค</w:t>
-      </w:r>
-    </w:p>
-    <w:p>
-      <w:pPr>
-        <w:pStyle w:val="ListBullet"/>
-        <w:ind w:left="720"/>
-      </w:pPr>
-      <w:r>
-        <w:t xml:space="preserve">    ง</w:t>
-      </w:r>
-    </w:p>
-    <w:p/>
-    <w:p>
-      <w:r>
-        <w:rPr>
-          <w:sz w:val="24"/>
-        </w:rPr>
-        <w:t>ข้อ p3_l29_021: เปรียบเทียบพลังงานจากฟิชชัน 1 กิโลกรัมของ ²³⁵U กับการเผาไหม้ 1 กิโลกรัมของถ่านหิน พลังงานจากฟิชชันมากกว่ากี่เท่า?</w:t>
-      </w:r>
-    </w:p>
-    <w:p>
-      <w:pPr>
-        <w:pStyle w:val="ListBullet"/>
-        <w:ind w:left="720"/>
-      </w:pPr>
-      <w:r>
-        <w:t xml:space="preserve">    ก</w:t>
-      </w:r>
-    </w:p>
-    <w:p>
-      <w:pPr>
-        <w:pStyle w:val="ListBullet"/>
-        <w:ind w:left="720"/>
-      </w:pPr>
-      <w:r>
-        <w:t xml:space="preserve">    ข</w:t>
-      </w:r>
-    </w:p>
-    <w:p>
-      <w:pPr>
-        <w:pStyle w:val="ListBullet"/>
-        <w:ind w:left="720"/>
-      </w:pPr>
-      <w:r>
-        <w:t xml:space="preserve">    ค</w:t>
-      </w:r>
-    </w:p>
-    <w:p>
-      <w:pPr>
-        <w:pStyle w:val="ListBullet"/>
-        <w:ind w:left="720"/>
-      </w:pPr>
-      <w:r>
-        <w:t xml:space="preserve">    ง</w:t>
-      </w:r>
-    </w:p>
-    <w:p/>
-    <w:p>
-      <w:r>
-        <w:rPr>
-          <w:sz w:val="24"/>
-        </w:rPr>
-        <w:t>ข้อ p3_l29_022: ทำไมยูเรเนียมธรรมชาติต้องเพิ่มสัดส่วน ²³⁵U ( enrichment) จึงใช้เป็นเชื้อเพลิงนิวเคลียร์ได้?</w:t>
-      </w:r>
-    </w:p>
-    <w:p>
-      <w:pPr>
-        <w:pStyle w:val="ListBullet"/>
-        <w:ind w:left="720"/>
-      </w:pPr>
-      <w:r>
-        <w:t xml:space="preserve">    ก</w:t>
-      </w:r>
-    </w:p>
-    <w:p>
-      <w:pPr>
-        <w:pStyle w:val="ListBullet"/>
-        <w:ind w:left="720"/>
-      </w:pPr>
-      <w:r>
-        <w:t xml:space="preserve">    ข</w:t>
-      </w:r>
-    </w:p>
-    <w:p>
-      <w:pPr>
-        <w:pStyle w:val="ListBullet"/>
-        <w:ind w:left="720"/>
-      </w:pPr>
-      <w:r>
-        <w:t xml:space="preserve">    ค</w:t>
-      </w:r>
-    </w:p>
-    <w:p>
-      <w:pPr>
-        <w:pStyle w:val="ListBullet"/>
-        <w:ind w:left="720"/>
-      </w:pPr>
-      <w:r>
-        <w:t xml:space="preserve">    ง</w:t>
-      </w:r>
-    </w:p>
-    <w:p/>
-    <w:p>
-      <w:r>
-        <w:rPr>
-          <w:sz w:val="24"/>
-        </w:rPr>
-        <w:t>ข้อ p3_l29_023: ข้อดีของฟิวชันเมื่อเทียบกับฟิชชัน คือข้อใด?</w:t>
-      </w:r>
-    </w:p>
-    <w:p>
-      <w:r>
-        <w:drawing>
-          <wp:inline xmlns:a="http://schemas.openxmlformats.org/drawingml/2006/main" xmlns:pic="http://schemas.openxmlformats.org/drawingml/2006/picture">
-            <wp:extent cx="1828800" cy="1359877"/>
-            <wp:docPr id="9" name="Picture 9"/>
-            <wp:cNvGraphicFramePr>
-              <a:graphicFrameLocks noChangeAspect="1"/>
-            </wp:cNvGraphicFramePr>
-            <a:graphic>
-              <a:graphicData uri="http://schemas.openxmlformats.org/drawingml/2006/picture">
-                <pic:pic>
-                  <pic:nvPicPr>
-                    <pic:cNvPr id="0" name="physics_img_q3_l29_005.png"/>
-                    <pic:cNvPicPr/>
-                  </pic:nvPicPr>
-                  <pic:blipFill>
-                    <a:blip r:embed="rId10"/>
-                    <a:stretch>
-                      <a:fillRect/>
-                    </a:stretch>
-                  </pic:blipFill>
-                  <pic:spPr>
-                    <a:xfrm>
-                      <a:off x="0" y="0"/>
-                      <a:ext cx="1828800" cy="1359877"/>
-                    </a:xfrm>
-                    <a:prstGeom prst="rect"/>
-                  </pic:spPr>
-                </pic:pic>
-              </a:graphicData>
-            </a:graphic>
-          </wp:inline>
-        </w:drawing>
-      </w:r>
-    </w:p>
-    <w:p/>
-    <w:p>
-      <w:pPr>
-        <w:pStyle w:val="ListBullet"/>
-        <w:ind w:left="720"/>
-      </w:pPr>
-      <w:r>
-        <w:t xml:space="preserve">    ก</w:t>
-      </w:r>
-    </w:p>
-    <w:p>
-      <w:pPr>
-        <w:pStyle w:val="ListBullet"/>
-        <w:ind w:left="720"/>
-      </w:pPr>
-      <w:r>
-        <w:t xml:space="preserve">    ข</w:t>
-      </w:r>
-    </w:p>
-    <w:p>
-      <w:pPr>
-        <w:pStyle w:val="ListBullet"/>
-        <w:ind w:left="720"/>
-      </w:pPr>
-      <w:r>
-        <w:t xml:space="preserve">    ค</w:t>
-      </w:r>
-    </w:p>
-    <w:p>
-      <w:pPr>
-        <w:pStyle w:val="ListBullet"/>
-        <w:ind w:left="720"/>
-      </w:pPr>
-      <w:r>
-        <w:t xml:space="preserve">    ง</w:t>
-      </w:r>
-    </w:p>
-    <w:p/>
-    <w:p>
-      <w:r>
-        <w:rPr>
-          <w:sz w:val="24"/>
-        </w:rPr>
-        <w:t>ข้อ p3_l29_024: เครื่องปฏิกรณ์ฟิชชันแบ่งตามความเร็วนิวตรอนได้กี่ประเภท?</w:t>
-      </w:r>
-    </w:p>
-    <w:p>
-      <w:r>
-        <w:drawing>
-          <wp:inline xmlns:a="http://schemas.openxmlformats.org/drawingml/2006/main" xmlns:pic="http://schemas.openxmlformats.org/drawingml/2006/picture">
-            <wp:extent cx="1828800" cy="1359877"/>
-            <wp:docPr id="10" name="Picture 10"/>
-            <wp:cNvGraphicFramePr>
-              <a:graphicFrameLocks noChangeAspect="1"/>
-            </wp:cNvGraphicFramePr>
-            <a:graphic>
-              <a:graphicData uri="http://schemas.openxmlformats.org/drawingml/2006/picture">
-                <pic:pic>
-                  <pic:nvPicPr>
-                    <pic:cNvPr id="0" name="physics_img_q3_l29_006.png"/>
-                    <pic:cNvPicPr/>
-                  </pic:nvPicPr>
-                  <pic:blipFill>
-                    <a:blip r:embed="rId11"/>
-                    <a:stretch>
-                      <a:fillRect/>
-                    </a:stretch>
-                  </pic:blipFill>
-                  <pic:spPr>
-                    <a:xfrm>
-                      <a:off x="0" y="0"/>
-                      <a:ext cx="1828800" cy="1359877"/>
-                    </a:xfrm>
-                    <a:prstGeom prst="rect"/>
-                  </pic:spPr>
-                </pic:pic>
-              </a:graphicData>
-            </a:graphic>
-          </wp:inline>
-        </w:drawing>
-      </w:r>
-    </w:p>
-    <w:p/>
-    <w:p>
-      <w:pPr>
-        <w:pStyle w:val="ListBullet"/>
-        <w:ind w:left="720"/>
-      </w:pPr>
-      <w:r>
-        <w:t xml:space="preserve">    ก</w:t>
-      </w:r>
-    </w:p>
-    <w:p>
-      <w:pPr>
-        <w:pStyle w:val="ListBullet"/>
-        <w:ind w:left="720"/>
-      </w:pPr>
-      <w:r>
-        <w:t xml:space="preserve">    ข</w:t>
-      </w:r>
-    </w:p>
-    <w:p>
-      <w:pPr>
-        <w:pStyle w:val="ListBullet"/>
-        <w:ind w:left="720"/>
-      </w:pPr>
-      <w:r>
-        <w:t xml:space="preserve">    ค</w:t>
-      </w:r>
-    </w:p>
-    <w:p>
-      <w:pPr>
-        <w:pStyle w:val="ListBullet"/>
-        <w:ind w:left="720"/>
-      </w:pPr>
-      <w:r>
-        <w:t xml:space="preserve">    ง</w:t>
-      </w:r>
-    </w:p>
-    <w:p/>
-    <w:p>
-      <w:r>
-        <w:rPr>
-          <w:sz w:val="24"/>
-        </w:rPr>
-        <w:t>ข้อ p3_l29_025: ค่าครึ่งชีวิต (Half-life) ของไอโซโทปกัมมันตรังสีในขยะนิวเคลียร์บางชนิดยาวนานถึงขนาดไหน?</w:t>
+        <w:t>25. ค่าครึ่งชีวิต (Half-life) ของไอโซโทปกัมมันตรังสีในขยะนิวเคลียร์บางชนิดยาวนานถึงขนาดไหน?</w:t>
       </w:r>
     </w:p>
     <w:p>
@@ -1487,7 +1391,7 @@
               <a:graphicData uri="http://schemas.openxmlformats.org/drawingml/2006/picture">
                 <pic:pic>
                   <pic:nvPicPr>
-                    <pic:cNvPr id="0" name="physics_img_q3_l29_025.png"/>
+                    <pic:cNvPr id="0" name="physics_img_12.png"/>
                     <pic:cNvPicPr/>
                   </pic:nvPicPr>
                   <pic:blipFill>
@@ -1513,38 +1417,34 @@
     <w:p/>
     <w:p>
       <w:pPr>
-        <w:pStyle w:val="ListBullet"/>
         <w:ind w:left="720"/>
       </w:pPr>
       <w:r>
-        <w:t xml:space="preserve">    ก</w:t>
+        <w:t xml:space="preserve">    1. ก</w:t>
       </w:r>
     </w:p>
     <w:p>
       <w:pPr>
-        <w:pStyle w:val="ListBullet"/>
         <w:ind w:left="720"/>
       </w:pPr>
       <w:r>
-        <w:t xml:space="preserve">    ข</w:t>
+        <w:t xml:space="preserve">    2. ข</w:t>
       </w:r>
     </w:p>
     <w:p>
       <w:pPr>
-        <w:pStyle w:val="ListBullet"/>
         <w:ind w:left="720"/>
       </w:pPr>
       <w:r>
-        <w:t xml:space="preserve">    ค</w:t>
+        <w:t xml:space="preserve">    3. ค</w:t>
       </w:r>
     </w:p>
     <w:p>
       <w:pPr>
-        <w:pStyle w:val="ListBullet"/>
         <w:ind w:left="720"/>
       </w:pPr>
       <w:r>
-        <w:t xml:space="preserve">    ง</w:t>
+        <w:t xml:space="preserve">    4. ง</w:t>
       </w:r>
     </w:p>
     <w:p/>

--- a/physics_course/word/lesson29.docx
+++ b/physics_course/word/lesson29.docx
@@ -24,43 +24,6 @@
         <w:t>1. ฟิชชันนิวเคลียร์ (Nuclear fission) คืออะไร?</w:t>
       </w:r>
     </w:p>
-    <w:p>
-      <w:r>
-        <w:drawing>
-          <wp:inline xmlns:a="http://schemas.openxmlformats.org/drawingml/2006/main" xmlns:pic="http://schemas.openxmlformats.org/drawingml/2006/picture">
-            <wp:extent cx="1828800" cy="1359877"/>
-            <wp:docPr id="1" name="Picture 1"/>
-            <wp:cNvGraphicFramePr>
-              <a:graphicFrameLocks noChangeAspect="1"/>
-            </wp:cNvGraphicFramePr>
-            <a:graphic>
-              <a:graphicData uri="http://schemas.openxmlformats.org/drawingml/2006/picture">
-                <pic:pic>
-                  <pic:nvPicPr>
-                    <pic:cNvPr id="0" name="physics_img_1.png"/>
-                    <pic:cNvPicPr/>
-                  </pic:nvPicPr>
-                  <pic:blipFill>
-                    <a:blip r:embed="rId9"/>
-                    <a:stretch>
-                      <a:fillRect/>
-                    </a:stretch>
-                  </pic:blipFill>
-                  <pic:spPr>
-                    <a:xfrm>
-                      <a:off x="0" y="0"/>
-                      <a:ext cx="1828800" cy="1359877"/>
-                    </a:xfrm>
-                    <a:prstGeom prst="rect"/>
-                  </pic:spPr>
-                </pic:pic>
-              </a:graphicData>
-            </a:graphic>
-          </wp:inline>
-        </w:drawing>
-      </w:r>
-    </w:p>
-    <w:p/>
     <w:p>
       <w:pPr>
         <w:ind w:left="720"/>
@@ -267,43 +230,6 @@
       </w:r>
     </w:p>
     <w:p>
-      <w:r>
-        <w:drawing>
-          <wp:inline xmlns:a="http://schemas.openxmlformats.org/drawingml/2006/main" xmlns:pic="http://schemas.openxmlformats.org/drawingml/2006/picture">
-            <wp:extent cx="1828800" cy="1359877"/>
-            <wp:docPr id="2" name="Picture 2"/>
-            <wp:cNvGraphicFramePr>
-              <a:graphicFrameLocks noChangeAspect="1"/>
-            </wp:cNvGraphicFramePr>
-            <a:graphic>
-              <a:graphicData uri="http://schemas.openxmlformats.org/drawingml/2006/picture">
-                <pic:pic>
-                  <pic:nvPicPr>
-                    <pic:cNvPr id="0" name="physics_img_6.png"/>
-                    <pic:cNvPicPr/>
-                  </pic:nvPicPr>
-                  <pic:blipFill>
-                    <a:blip r:embed="rId10"/>
-                    <a:stretch>
-                      <a:fillRect/>
-                    </a:stretch>
-                  </pic:blipFill>
-                  <pic:spPr>
-                    <a:xfrm>
-                      <a:off x="0" y="0"/>
-                      <a:ext cx="1828800" cy="1359877"/>
-                    </a:xfrm>
-                    <a:prstGeom prst="rect"/>
-                  </pic:spPr>
-                </pic:pic>
-              </a:graphicData>
-            </a:graphic>
-          </wp:inline>
-        </w:drawing>
-      </w:r>
-    </w:p>
-    <w:p/>
-    <w:p>
       <w:pPr>
         <w:ind w:left="720"/>
       </w:pPr>
@@ -385,43 +311,6 @@
         <w:t>8. มวลวิกฤต (Critical mass) คืออะไร?</w:t>
       </w:r>
     </w:p>
-    <w:p>
-      <w:r>
-        <w:drawing>
-          <wp:inline xmlns:a="http://schemas.openxmlformats.org/drawingml/2006/main" xmlns:pic="http://schemas.openxmlformats.org/drawingml/2006/picture">
-            <wp:extent cx="1828800" cy="1359877"/>
-            <wp:docPr id="3" name="Picture 3"/>
-            <wp:cNvGraphicFramePr>
-              <a:graphicFrameLocks noChangeAspect="1"/>
-            </wp:cNvGraphicFramePr>
-            <a:graphic>
-              <a:graphicData uri="http://schemas.openxmlformats.org/drawingml/2006/picture">
-                <pic:pic>
-                  <pic:nvPicPr>
-                    <pic:cNvPr id="0" name="physics_img_8.png"/>
-                    <pic:cNvPicPr/>
-                  </pic:nvPicPr>
-                  <pic:blipFill>
-                    <a:blip r:embed="rId11"/>
-                    <a:stretch>
-                      <a:fillRect/>
-                    </a:stretch>
-                  </pic:blipFill>
-                  <pic:spPr>
-                    <a:xfrm>
-                      <a:off x="0" y="0"/>
-                      <a:ext cx="1828800" cy="1359877"/>
-                    </a:xfrm>
-                    <a:prstGeom prst="rect"/>
-                  </pic:spPr>
-                </pic:pic>
-              </a:graphicData>
-            </a:graphic>
-          </wp:inline>
-        </w:drawing>
-      </w:r>
-    </w:p>
-    <w:p/>
     <w:p>
       <w:pPr>
         <w:ind w:left="720"/>
@@ -505,43 +394,6 @@
       </w:r>
     </w:p>
     <w:p>
-      <w:r>
-        <w:drawing>
-          <wp:inline xmlns:a="http://schemas.openxmlformats.org/drawingml/2006/main" xmlns:pic="http://schemas.openxmlformats.org/drawingml/2006/picture">
-            <wp:extent cx="1828800" cy="1359877"/>
-            <wp:docPr id="4" name="Picture 4"/>
-            <wp:cNvGraphicFramePr>
-              <a:graphicFrameLocks noChangeAspect="1"/>
-            </wp:cNvGraphicFramePr>
-            <a:graphic>
-              <a:graphicData uri="http://schemas.openxmlformats.org/drawingml/2006/picture">
-                <pic:pic>
-                  <pic:nvPicPr>
-                    <pic:cNvPr id="0" name="physics_img_6.png"/>
-                    <pic:cNvPicPr/>
-                  </pic:nvPicPr>
-                  <pic:blipFill>
-                    <a:blip r:embed="rId10"/>
-                    <a:stretch>
-                      <a:fillRect/>
-                    </a:stretch>
-                  </pic:blipFill>
-                  <pic:spPr>
-                    <a:xfrm>
-                      <a:off x="0" y="0"/>
-                      <a:ext cx="1828800" cy="1359877"/>
-                    </a:xfrm>
-                    <a:prstGeom prst="rect"/>
-                  </pic:spPr>
-                </pic:pic>
-              </a:graphicData>
-            </a:graphic>
-          </wp:inline>
-        </w:drawing>
-      </w:r>
-    </w:p>
-    <w:p/>
-    <w:p>
       <w:pPr>
         <w:ind w:left="720"/>
       </w:pPr>
@@ -624,43 +476,6 @@
       </w:r>
     </w:p>
     <w:p>
-      <w:r>
-        <w:drawing>
-          <wp:inline xmlns:a="http://schemas.openxmlformats.org/drawingml/2006/main" xmlns:pic="http://schemas.openxmlformats.org/drawingml/2006/picture">
-            <wp:extent cx="1828800" cy="1359877"/>
-            <wp:docPr id="5" name="Picture 5"/>
-            <wp:cNvGraphicFramePr>
-              <a:graphicFrameLocks noChangeAspect="1"/>
-            </wp:cNvGraphicFramePr>
-            <a:graphic>
-              <a:graphicData uri="http://schemas.openxmlformats.org/drawingml/2006/picture">
-                <pic:pic>
-                  <pic:nvPicPr>
-                    <pic:cNvPr id="0" name="physics_img_12.png"/>
-                    <pic:cNvPicPr/>
-                  </pic:nvPicPr>
-                  <pic:blipFill>
-                    <a:blip r:embed="rId12"/>
-                    <a:stretch>
-                      <a:fillRect/>
-                    </a:stretch>
-                  </pic:blipFill>
-                  <pic:spPr>
-                    <a:xfrm>
-                      <a:off x="0" y="0"/>
-                      <a:ext cx="1828800" cy="1359877"/>
-                    </a:xfrm>
-                    <a:prstGeom prst="rect"/>
-                  </pic:spPr>
-                </pic:pic>
-              </a:graphicData>
-            </a:graphic>
-          </wp:inline>
-        </w:drawing>
-      </w:r>
-    </w:p>
-    <w:p/>
-    <w:p>
       <w:pPr>
         <w:ind w:left="720"/>
       </w:pPr>
@@ -702,43 +517,6 @@
       </w:r>
     </w:p>
     <w:p>
-      <w:r>
-        <w:drawing>
-          <wp:inline xmlns:a="http://schemas.openxmlformats.org/drawingml/2006/main" xmlns:pic="http://schemas.openxmlformats.org/drawingml/2006/picture">
-            <wp:extent cx="1828800" cy="1359877"/>
-            <wp:docPr id="6" name="Picture 6"/>
-            <wp:cNvGraphicFramePr>
-              <a:graphicFrameLocks noChangeAspect="1"/>
-            </wp:cNvGraphicFramePr>
-            <a:graphic>
-              <a:graphicData uri="http://schemas.openxmlformats.org/drawingml/2006/picture">
-                <pic:pic>
-                  <pic:nvPicPr>
-                    <pic:cNvPr id="0" name="physics_img_1.png"/>
-                    <pic:cNvPicPr/>
-                  </pic:nvPicPr>
-                  <pic:blipFill>
-                    <a:blip r:embed="rId9"/>
-                    <a:stretch>
-                      <a:fillRect/>
-                    </a:stretch>
-                  </pic:blipFill>
-                  <pic:spPr>
-                    <a:xfrm>
-                      <a:off x="0" y="0"/>
-                      <a:ext cx="1828800" cy="1359877"/>
-                    </a:xfrm>
-                    <a:prstGeom prst="rect"/>
-                  </pic:spPr>
-                </pic:pic>
-              </a:graphicData>
-            </a:graphic>
-          </wp:inline>
-        </w:drawing>
-      </w:r>
-    </w:p>
-    <w:p/>
-    <w:p>
       <w:pPr>
         <w:ind w:left="720"/>
       </w:pPr>
@@ -779,43 +557,6 @@
         <w:t>14. เชื้อเพลิงหลักของปฏิกิริยาฟิวชันคืออะไร?</w:t>
       </w:r>
     </w:p>
-    <w:p>
-      <w:r>
-        <w:drawing>
-          <wp:inline xmlns:a="http://schemas.openxmlformats.org/drawingml/2006/main" xmlns:pic="http://schemas.openxmlformats.org/drawingml/2006/picture">
-            <wp:extent cx="1828800" cy="1359877"/>
-            <wp:docPr id="7" name="Picture 7"/>
-            <wp:cNvGraphicFramePr>
-              <a:graphicFrameLocks noChangeAspect="1"/>
-            </wp:cNvGraphicFramePr>
-            <a:graphic>
-              <a:graphicData uri="http://schemas.openxmlformats.org/drawingml/2006/picture">
-                <pic:pic>
-                  <pic:nvPicPr>
-                    <pic:cNvPr id="0" name="physics_img_14.png"/>
-                    <pic:cNvPicPr/>
-                  </pic:nvPicPr>
-                  <pic:blipFill>
-                    <a:blip r:embed="rId13"/>
-                    <a:stretch>
-                      <a:fillRect/>
-                    </a:stretch>
-                  </pic:blipFill>
-                  <pic:spPr>
-                    <a:xfrm>
-                      <a:off x="0" y="0"/>
-                      <a:ext cx="1828800" cy="1359877"/>
-                    </a:xfrm>
-                    <a:prstGeom prst="rect"/>
-                  </pic:spPr>
-                </pic:pic>
-              </a:graphicData>
-            </a:graphic>
-          </wp:inline>
-        </w:drawing>
-      </w:r>
-    </w:p>
-    <w:p/>
     <w:p>
       <w:pPr>
         <w:ind w:left="720"/>
@@ -981,43 +722,6 @@
       </w:r>
     </w:p>
     <w:p>
-      <w:r>
-        <w:drawing>
-          <wp:inline xmlns:a="http://schemas.openxmlformats.org/drawingml/2006/main" xmlns:pic="http://schemas.openxmlformats.org/drawingml/2006/picture">
-            <wp:extent cx="1828800" cy="1359877"/>
-            <wp:docPr id="8" name="Picture 8"/>
-            <wp:cNvGraphicFramePr>
-              <a:graphicFrameLocks noChangeAspect="1"/>
-            </wp:cNvGraphicFramePr>
-            <a:graphic>
-              <a:graphicData uri="http://schemas.openxmlformats.org/drawingml/2006/picture">
-                <pic:pic>
-                  <pic:nvPicPr>
-                    <pic:cNvPr id="0" name="physics_img_12.png"/>
-                    <pic:cNvPicPr/>
-                  </pic:nvPicPr>
-                  <pic:blipFill>
-                    <a:blip r:embed="rId12"/>
-                    <a:stretch>
-                      <a:fillRect/>
-                    </a:stretch>
-                  </pic:blipFill>
-                  <pic:spPr>
-                    <a:xfrm>
-                      <a:off x="0" y="0"/>
-                      <a:ext cx="1828800" cy="1359877"/>
-                    </a:xfrm>
-                    <a:prstGeom prst="rect"/>
-                  </pic:spPr>
-                </pic:pic>
-              </a:graphicData>
-            </a:graphic>
-          </wp:inline>
-        </w:drawing>
-      </w:r>
-    </w:p>
-    <w:p/>
-    <w:p>
       <w:pPr>
         <w:ind w:left="720"/>
       </w:pPr>
@@ -1182,43 +886,6 @@
       </w:r>
     </w:p>
     <w:p>
-      <w:r>
-        <w:drawing>
-          <wp:inline xmlns:a="http://schemas.openxmlformats.org/drawingml/2006/main" xmlns:pic="http://schemas.openxmlformats.org/drawingml/2006/picture">
-            <wp:extent cx="1828800" cy="1359877"/>
-            <wp:docPr id="9" name="Picture 9"/>
-            <wp:cNvGraphicFramePr>
-              <a:graphicFrameLocks noChangeAspect="1"/>
-            </wp:cNvGraphicFramePr>
-            <a:graphic>
-              <a:graphicData uri="http://schemas.openxmlformats.org/drawingml/2006/picture">
-                <pic:pic>
-                  <pic:nvPicPr>
-                    <pic:cNvPr id="0" name="physics_img_8.png"/>
-                    <pic:cNvPicPr/>
-                  </pic:nvPicPr>
-                  <pic:blipFill>
-                    <a:blip r:embed="rId11"/>
-                    <a:stretch>
-                      <a:fillRect/>
-                    </a:stretch>
-                  </pic:blipFill>
-                  <pic:spPr>
-                    <a:xfrm>
-                      <a:off x="0" y="0"/>
-                      <a:ext cx="1828800" cy="1359877"/>
-                    </a:xfrm>
-                    <a:prstGeom prst="rect"/>
-                  </pic:spPr>
-                </pic:pic>
-              </a:graphicData>
-            </a:graphic>
-          </wp:inline>
-        </w:drawing>
-      </w:r>
-    </w:p>
-    <w:p/>
-    <w:p>
       <w:pPr>
         <w:ind w:left="720"/>
       </w:pPr>
@@ -1301,43 +968,6 @@
       </w:r>
     </w:p>
     <w:p>
-      <w:r>
-        <w:drawing>
-          <wp:inline xmlns:a="http://schemas.openxmlformats.org/drawingml/2006/main" xmlns:pic="http://schemas.openxmlformats.org/drawingml/2006/picture">
-            <wp:extent cx="1828800" cy="1359877"/>
-            <wp:docPr id="10" name="Picture 10"/>
-            <wp:cNvGraphicFramePr>
-              <a:graphicFrameLocks noChangeAspect="1"/>
-            </wp:cNvGraphicFramePr>
-            <a:graphic>
-              <a:graphicData uri="http://schemas.openxmlformats.org/drawingml/2006/picture">
-                <pic:pic>
-                  <pic:nvPicPr>
-                    <pic:cNvPr id="0" name="physics_img_6.png"/>
-                    <pic:cNvPicPr/>
-                  </pic:nvPicPr>
-                  <pic:blipFill>
-                    <a:blip r:embed="rId10"/>
-                    <a:stretch>
-                      <a:fillRect/>
-                    </a:stretch>
-                  </pic:blipFill>
-                  <pic:spPr>
-                    <a:xfrm>
-                      <a:off x="0" y="0"/>
-                      <a:ext cx="1828800" cy="1359877"/>
-                    </a:xfrm>
-                    <a:prstGeom prst="rect"/>
-                  </pic:spPr>
-                </pic:pic>
-              </a:graphicData>
-            </a:graphic>
-          </wp:inline>
-        </w:drawing>
-      </w:r>
-    </w:p>
-    <w:p/>
-    <w:p>
       <w:pPr>
         <w:ind w:left="720"/>
       </w:pPr>
@@ -1378,43 +1008,6 @@
         <w:t>25. ค่าครึ่งชีวิต (Half-life) ของไอโซโทปกัมมันตรังสีในขยะนิวเคลียร์บางชนิดยาวนานถึงขนาดไหน?</w:t>
       </w:r>
     </w:p>
-    <w:p>
-      <w:r>
-        <w:drawing>
-          <wp:inline xmlns:a="http://schemas.openxmlformats.org/drawingml/2006/main" xmlns:pic="http://schemas.openxmlformats.org/drawingml/2006/picture">
-            <wp:extent cx="1828800" cy="1359877"/>
-            <wp:docPr id="11" name="Picture 11"/>
-            <wp:cNvGraphicFramePr>
-              <a:graphicFrameLocks noChangeAspect="1"/>
-            </wp:cNvGraphicFramePr>
-            <a:graphic>
-              <a:graphicData uri="http://schemas.openxmlformats.org/drawingml/2006/picture">
-                <pic:pic>
-                  <pic:nvPicPr>
-                    <pic:cNvPr id="0" name="physics_img_12.png"/>
-                    <pic:cNvPicPr/>
-                  </pic:nvPicPr>
-                  <pic:blipFill>
-                    <a:blip r:embed="rId12"/>
-                    <a:stretch>
-                      <a:fillRect/>
-                    </a:stretch>
-                  </pic:blipFill>
-                  <pic:spPr>
-                    <a:xfrm>
-                      <a:off x="0" y="0"/>
-                      <a:ext cx="1828800" cy="1359877"/>
-                    </a:xfrm>
-                    <a:prstGeom prst="rect"/>
-                  </pic:spPr>
-                </pic:pic>
-              </a:graphicData>
-            </a:graphic>
-          </wp:inline>
-        </w:drawing>
-      </w:r>
-    </w:p>
-    <w:p/>
     <w:p>
       <w:pPr>
         <w:ind w:left="720"/>
